--- a/testakten/insolvenzverwaltung-moebelwerk-havelberg-regelverfahren/01_bestellung_vorlaeufiger_iv.docx
+++ b/testakten/insolvenzverwaltung-moebelwerk-havelberg-regelverfahren/01_bestellung_vorlaeufiger_iv.docx
@@ -4,39 +4,52 @@
   <w:body>
     <w:p>
       <w:pPr>
+        <w:spacing w:after="160" w:line="259" w:lineRule="auto"/>
         <w:jc w:val="center"/>
       </w:pPr>
       <w:r>
         <w:rPr>
-          <w:rFonts w:ascii="Calibri" w:hAnsi="Calibri"/>
+          <w:rFonts w:ascii="Times New Roman" w:hAnsi="Times New Roman"/>
           <w:b/>
           <w:sz w:val="28"/>
         </w:rPr>
         <w:t>AMTSGERICHT STENDAL</w:t>
       </w:r>
     </w:p>
-    <w:p/>
     <w:p>
       <w:pPr>
+        <w:spacing w:line="259" w:lineRule="auto" w:after="60"/>
+      </w:pPr>
+    </w:p>
+    <w:p>
+      <w:pPr>
+        <w:spacing w:before="120" w:after="60" w:line="259" w:lineRule="auto"/>
         <w:jc w:val="center"/>
       </w:pPr>
       <w:r>
         <w:rPr>
-          <w:rFonts w:ascii="Calibri" w:hAnsi="Calibri"/>
-          <w:sz w:val="24"/>
+          <w:rFonts w:ascii="Times New Roman" w:hAnsi="Times New Roman"/>
+          <w:b/>
+          <w:sz w:val="22"/>
         </w:rPr>
         <w:t>– Insolvenzgericht –</w:t>
       </w:r>
     </w:p>
-    <w:p/>
     <w:p>
       <w:pPr>
+        <w:spacing w:line="259" w:lineRule="auto" w:after="60"/>
+      </w:pPr>
+    </w:p>
+    <w:p>
+      <w:pPr>
+        <w:spacing w:before="120" w:after="60" w:line="259" w:lineRule="auto"/>
         <w:jc w:val="right"/>
       </w:pPr>
       <w:r>
         <w:rPr>
-          <w:rFonts w:ascii="Calibri" w:hAnsi="Calibri"/>
-          <w:b/>
+          <w:rFonts w:ascii="Times New Roman" w:hAnsi="Times New Roman"/>
+          <w:b w:val="0"/>
+          <w:i w:val="0"/>
           <w:sz w:val="22"/>
         </w:rPr>
         <w:t>Aktenzeichen: 7 IN 41/26</w:t>
@@ -44,32 +57,40 @@
     </w:p>
     <w:p>
       <w:pPr>
+        <w:spacing w:before="120" w:after="60" w:line="259" w:lineRule="auto"/>
         <w:jc w:val="right"/>
       </w:pPr>
       <w:r>
         <w:rPr>
-          <w:rFonts w:ascii="Calibri" w:hAnsi="Calibri"/>
+          <w:rFonts w:ascii="Times New Roman" w:hAnsi="Times New Roman"/>
+          <w:b/>
           <w:sz w:val="22"/>
         </w:rPr>
         <w:t>Beschlussdatum: 06.05.2026</w:t>
       </w:r>
     </w:p>
-    <w:p/>
     <w:p>
       <w:pPr>
+        <w:spacing w:line="259" w:lineRule="auto" w:after="60"/>
+      </w:pPr>
+    </w:p>
+    <w:p>
+      <w:pPr>
+        <w:spacing w:before="120" w:after="60" w:line="259" w:lineRule="auto"/>
         <w:jc w:val="left"/>
       </w:pPr>
       <w:r>
         <w:rPr>
-          <w:rFonts w:ascii="Calibri" w:hAnsi="Calibri"/>
+          <w:rFonts w:ascii="Times New Roman" w:hAnsi="Times New Roman"/>
           <w:b/>
-          <w:sz w:val="30"/>
+          <w:sz w:val="22"/>
         </w:rPr>
         <w:t>BESCHLUSS</w:t>
       </w:r>
     </w:p>
     <w:p>
       <w:pPr>
+        <w:spacing w:line="259" w:lineRule="auto" w:after="60"/>
         <w:jc w:val="both"/>
       </w:pPr>
       <w:r>
@@ -82,6 +103,9 @@
       </w:r>
     </w:p>
     <w:p>
+      <w:pPr>
+        <w:spacing w:line="259" w:lineRule="auto" w:after="60"/>
+      </w:pPr>
       <w:r>
         <w:rPr>
           <w:rFonts w:ascii="Calibri" w:hAnsi="Calibri"/>
@@ -93,6 +117,7 @@
     </w:p>
     <w:p>
       <w:pPr>
+        <w:spacing w:line="259" w:lineRule="auto" w:after="60"/>
         <w:jc w:val="both"/>
       </w:pPr>
       <w:r>
@@ -106,6 +131,7 @@
     </w:p>
     <w:p>
       <w:pPr>
+        <w:spacing w:line="259" w:lineRule="auto" w:after="60"/>
         <w:jc w:val="both"/>
       </w:pPr>
       <w:r>
@@ -117,9 +143,14 @@
         <w:t>vertreten durch den Geschäftsführer Tim Brauer,</w:t>
       </w:r>
     </w:p>
-    <w:p/>
     <w:p>
       <w:pPr>
+        <w:spacing w:line="259" w:lineRule="auto" w:after="60"/>
+      </w:pPr>
+    </w:p>
+    <w:p>
+      <w:pPr>
+        <w:spacing w:line="259" w:lineRule="auto" w:after="60"/>
         <w:jc w:val="center"/>
       </w:pPr>
       <w:r>
@@ -131,9 +162,14 @@
         <w:t>– Schuldnerin –</w:t>
       </w:r>
     </w:p>
-    <w:p/>
     <w:p>
       <w:pPr>
+        <w:spacing w:line="259" w:lineRule="auto" w:after="60"/>
+      </w:pPr>
+    </w:p>
+    <w:p>
+      <w:pPr>
+        <w:spacing w:line="259" w:lineRule="auto" w:after="60"/>
         <w:jc w:val="left"/>
       </w:pPr>
       <w:r>
@@ -147,6 +183,7 @@
     </w:p>
     <w:p>
       <w:pPr>
+        <w:spacing w:line="259" w:lineRule="auto" w:after="60"/>
         <w:jc w:val="both"/>
       </w:pPr>
       <w:r>
@@ -167,6 +204,7 @@
     </w:p>
     <w:p>
       <w:pPr>
+        <w:spacing w:line="259" w:lineRule="auto" w:after="60"/>
         <w:jc w:val="both"/>
       </w:pPr>
       <w:r>
@@ -187,6 +225,7 @@
     </w:p>
     <w:p>
       <w:pPr>
+        <w:spacing w:line="259" w:lineRule="auto" w:after="60"/>
         <w:jc w:val="both"/>
       </w:pPr>
       <w:r>
@@ -207,6 +246,7 @@
     </w:p>
     <w:p>
       <w:pPr>
+        <w:spacing w:line="259" w:lineRule="auto" w:after="60"/>
         <w:jc w:val="both"/>
       </w:pPr>
       <w:r>
@@ -227,6 +267,7 @@
     </w:p>
     <w:p>
       <w:pPr>
+        <w:spacing w:line="259" w:lineRule="auto" w:after="60"/>
         <w:jc w:val="both"/>
       </w:pPr>
       <w:r>
@@ -247,6 +288,7 @@
     </w:p>
     <w:p>
       <w:pPr>
+        <w:spacing w:line="259" w:lineRule="auto" w:after="60"/>
         <w:jc w:val="both"/>
       </w:pPr>
       <w:r>
@@ -267,6 +309,7 @@
     </w:p>
     <w:p>
       <w:pPr>
+        <w:spacing w:line="259" w:lineRule="auto" w:after="60"/>
         <w:jc w:val="both"/>
       </w:pPr>
       <w:r>
@@ -285,9 +328,14 @@
         <w:t>Die vorläufige Insolvenzverwalterin hat dem Gericht bis spätestens 03.06.2026 einen schriftlichen Bericht über die Vermögens- und Liquiditätslage der Schuldnerin vorzulegen. Der Bericht hat insbesondere zur Zahlungsunfähigkeit und Überschuldung sowie zu Sanierungsmöglichkeiten Stellung zu nehmen.</w:t>
       </w:r>
     </w:p>
-    <w:p/>
     <w:p>
       <w:pPr>
+        <w:spacing w:line="259" w:lineRule="auto" w:after="60"/>
+      </w:pPr>
+    </w:p>
+    <w:p>
+      <w:pPr>
+        <w:spacing w:line="259" w:lineRule="auto" w:after="60"/>
         <w:jc w:val="left"/>
       </w:pPr>
       <w:r>
@@ -301,6 +349,7 @@
     </w:p>
     <w:p>
       <w:pPr>
+        <w:spacing w:line="259" w:lineRule="auto" w:after="60"/>
         <w:jc w:val="both"/>
       </w:pPr>
       <w:r>
@@ -312,9 +361,14 @@
         <w:t>Der Gläubigerantrag der Furnier Nord GmbH vom 04.05.2026 ist zulässig und begründet. Die Antragstellerin hat glaubhaft gemacht, dass gegen die Schuldnerin Forderungen aus Warenlieferungen in Höhe von 186.420,00 EUR bestehen, die trotz Mahnung und Ratenvereinbarung nicht bedient worden sind. Zur Sicherung der Masse und zur Verhinderung weiterer Vermögensabflüsse ist die Bestellung einer vorläufigen Insolvenzverwalterin mit allgemeinem Verfügungsverbot geboten. Die bestellte Verwalterin verfügt über die erforderliche Sachkunde in Insolvenzverfahren (§ 56 InsO). Ein Interessenkonflikt ist nicht ersichtlich.</w:t>
       </w:r>
     </w:p>
-    <w:p/>
     <w:p>
       <w:pPr>
+        <w:spacing w:line="259" w:lineRule="auto" w:after="60"/>
+      </w:pPr>
+    </w:p>
+    <w:p>
+      <w:pPr>
+        <w:spacing w:line="259" w:lineRule="auto" w:after="60"/>
         <w:jc w:val="left"/>
       </w:pPr>
       <w:r>
@@ -328,6 +382,7 @@
     </w:p>
     <w:p>
       <w:pPr>
+        <w:spacing w:line="259" w:lineRule="auto" w:after="60"/>
         <w:jc w:val="both"/>
       </w:pPr>
       <w:r>
@@ -339,9 +394,14 @@
         <w:t>Gegen diesen Beschluss ist das Rechtsmittel der sofortigen Beschwerde statthaft (§ 34 InsO i.V.m. §§ 567 ff. ZPO). Die Beschwerde ist binnen zwei Wochen nach Zustellung beim Amtsgericht Stendal oder beim Landgericht Stendal einzulegen. Sie hat keine aufschiebende Wirkung (§ 570 Abs. 1 ZPO).</w:t>
       </w:r>
     </w:p>
-    <w:p/>
     <w:p>
       <w:pPr>
+        <w:spacing w:line="259" w:lineRule="auto" w:after="60"/>
+      </w:pPr>
+    </w:p>
+    <w:p>
+      <w:pPr>
+        <w:spacing w:line="259" w:lineRule="auto" w:after="60"/>
         <w:jc w:val="right"/>
       </w:pPr>
       <w:r>
@@ -352,9 +412,14 @@
         <w:t>Stendal, 06. Mai 2026</w:t>
       </w:r>
     </w:p>
-    <w:p/>
     <w:p>
       <w:pPr>
+        <w:spacing w:line="259" w:lineRule="auto" w:after="60"/>
+      </w:pPr>
+    </w:p>
+    <w:p>
+      <w:pPr>
+        <w:spacing w:line="259" w:lineRule="auto" w:after="60"/>
         <w:jc w:val="center"/>
       </w:pPr>
       <w:r>
@@ -366,9 +431,14 @@
         <w:t>Amtsgericht Stendal – Insolvenzgericht –</w:t>
       </w:r>
     </w:p>
-    <w:p/>
     <w:p>
       <w:pPr>
+        <w:spacing w:line="259" w:lineRule="auto" w:after="60"/>
+      </w:pPr>
+    </w:p>
+    <w:p>
+      <w:pPr>
+        <w:spacing w:line="259" w:lineRule="auto" w:after="60"/>
         <w:jc w:val="center"/>
       </w:pPr>
       <w:r>
@@ -382,6 +452,7 @@
     </w:p>
     <w:p>
       <w:pPr>
+        <w:spacing w:line="259" w:lineRule="auto" w:after="60"/>
         <w:jc w:val="center"/>
       </w:pPr>
       <w:r>
@@ -395,13 +466,35 @@
     </w:p>
     <w:sectPr>
       <w:headerReference w:type="default" r:id="rId9"/>
+      <w:footerReference w:type="default" r:id="rId10"/>
       <w:pgSz w:w="11906" w:h="16838"/>
-      <w:pgMar w:top="1417" w:right="1417" w:bottom="1134" w:left="1701" w:header="720" w:footer="720" w:gutter="0"/>
+      <w:pgMar w:top="1191" w:right="1247" w:bottom="1134" w:left="1361" w:header="720" w:footer="720" w:gutter="0"/>
       <w:cols w:space="720"/>
       <w:docGrid w:linePitch="360"/>
     </w:sectPr>
   </w:body>
 </w:document>
+</file>
+
+<file path=word/footer1.xml><?xml version="1.0" encoding="utf-8"?>
+<w:ftr xmlns:m="http://schemas.openxmlformats.org/officeDocument/2006/math" xmlns:mc="http://schemas.openxmlformats.org/markup-compatibility/2006" xmlns:mo="http://schemas.microsoft.com/office/mac/office/2008/main" xmlns:mv="urn:schemas-microsoft-com:mac:vml" xmlns:o="urn:schemas-microsoft-com:office:office" xmlns:r="http://schemas.openxmlformats.org/officeDocument/2006/relationships" xmlns:v="urn:schemas-microsoft-com:vml" xmlns:w10="urn:schemas-microsoft-com:office:word" xmlns:w14="http://schemas.microsoft.com/office/word/2010/wordml" xmlns:w="http://schemas.openxmlformats.org/wordprocessingml/2006/main" xmlns:wne="http://schemas.microsoft.com/office/word/2006/wordml" xmlns:wp14="http://schemas.microsoft.com/office/word/2010/wordprocessingDrawing" xmlns:wp="http://schemas.openxmlformats.org/drawingml/2006/wordprocessingDrawing" xmlns:wpc="http://schemas.microsoft.com/office/word/2010/wordprocessingCanvas" xmlns:wpg="http://schemas.microsoft.com/office/word/2010/wordprocessingGroup" xmlns:wpi="http://schemas.microsoft.com/office/word/2010/wordprocessingInk" xmlns:wps="http://schemas.microsoft.com/office/word/2010/wordprocessingShape" mc:Ignorable="w14 wp14">
+  <w:p>
+    <w:pPr>
+      <w:pStyle w:val="Footer"/>
+      <w:jc w:val="left"/>
+    </w:pPr>
+    <w:r/>
+    <w:r>
+      <w:rPr>
+        <w:rFonts w:ascii="Times New Roman" w:hAnsi="Times New Roman"/>
+        <w:b w:val="0"/>
+        <w:color w:val="777777"/>
+        <w:sz w:val="17"/>
+      </w:rPr>
+      <w:t>Vertraulich | Bearbeitungsstand Juli 2026 | nur zur Aktenbearbeitung</w:t>
+    </w:r>
+  </w:p>
+</w:ftr>
 </file>
 
 <file path=word/header1.xml><?xml version="1.0" encoding="utf-8"?>
@@ -786,6 +879,10 @@
     <w:name w:val="Normal"/>
     <w:qFormat/>
     <w:rsid w:val="00FC693F"/>
+    <w:rPr>
+      <w:rFonts w:ascii="Times New Roman" w:hAnsi="Times New Roman"/>
+      <w:sz w:val="22"/>
+    </w:rPr>
   </w:style>
   <w:style w:type="paragraph" w:styleId="Header">
     <w:name w:val="header"/>
@@ -846,7 +943,7 @@
       <w:outlineLvl w:val="0"/>
     </w:pPr>
     <w:rPr>
-      <w:rFonts w:asciiTheme="majorHAnsi" w:eastAsiaTheme="majorEastAsia" w:hAnsiTheme="majorHAnsi" w:cstheme="majorBidi"/>
+      <w:rFonts w:asciiTheme="majorHAnsi" w:eastAsiaTheme="majorEastAsia" w:hAnsiTheme="majorHAnsi" w:cstheme="majorBidi" w:ascii="Times New Roman" w:hAnsi="Times New Roman"/>
       <w:b/>
       <w:bCs/>
       <w:color w:val="365F91" w:themeColor="accent1" w:themeShade="BF"/>
@@ -870,11 +967,11 @@
       <w:outlineLvl w:val="1"/>
     </w:pPr>
     <w:rPr>
-      <w:rFonts w:asciiTheme="majorHAnsi" w:eastAsiaTheme="majorEastAsia" w:hAnsiTheme="majorHAnsi" w:cstheme="majorBidi"/>
+      <w:rFonts w:asciiTheme="majorHAnsi" w:eastAsiaTheme="majorEastAsia" w:hAnsiTheme="majorHAnsi" w:cstheme="majorBidi" w:ascii="Times New Roman" w:hAnsi="Times New Roman"/>
       <w:b/>
       <w:bCs/>
       <w:color w:val="4F81BD" w:themeColor="accent1"/>
-      <w:sz w:val="26"/>
+      <w:sz w:val="24"/>
       <w:szCs w:val="26"/>
     </w:rPr>
   </w:style>
@@ -1135,11 +1232,12 @@
       <w:contextualSpacing/>
     </w:pPr>
     <w:rPr>
-      <w:rFonts w:asciiTheme="majorHAnsi" w:eastAsiaTheme="majorEastAsia" w:hAnsiTheme="majorHAnsi" w:cstheme="majorBidi"/>
+      <w:rFonts w:asciiTheme="majorHAnsi" w:eastAsiaTheme="majorEastAsia" w:hAnsiTheme="majorHAnsi" w:cstheme="majorBidi" w:ascii="Times New Roman" w:hAnsi="Times New Roman"/>
+      <w:b/>
       <w:color w:val="17365D" w:themeColor="text2" w:themeShade="BF"/>
       <w:spacing w:val="5"/>
       <w:kern w:val="28"/>
-      <w:sz w:val="52"/>
+      <w:sz w:val="30"/>
       <w:szCs w:val="52"/>
     </w:rPr>
   </w:style>
